--- a/IQTPC.docx
+++ b/IQTPC.docx
@@ -7,7 +7,7 @@
         <w:pStyle w:val="Title"/>
       </w:pPr>
       <w:r>
-        <w:t xml:space="preserve">IQTPC, Índice de Qualidade do Transporte Público Coletivo</w:t>
+        <w:t xml:space="preserve">IQTPC — Índice de Qualidade do Transporte Público Coletivo</w:t>
       </w:r>
     </w:p>
     <w:p>
@@ -60,13 +60,44 @@
         </w:p>
       </w:sdtContent>
     </w:sdt>
-    <w:bookmarkStart w:id="13" w:name="Xfa3fa70a83e243eefd0447b22af6c5f133b93da"/>
+    <w:bookmarkStart w:id="13" w:name="o-que-é-isto"/>
     <w:p>
       <w:pPr>
         <w:pStyle w:val="Heading1"/>
       </w:pPr>
       <w:r>
-        <w:t xml:space="preserve">IQTPC, Índice de Qualidade do Transporte Público Coletivo</w:t>
+        <w:t xml:space="preserve">O que é isto</w:t>
+      </w:r>
+    </w:p>
+    <w:p>
+      <w:pPr>
+        <w:pStyle w:val="FirstParagraph"/>
+      </w:pPr>
+      <w:r>
+        <w:t xml:space="preserve">O Índice de Qualidade do Transporte Público Coletivo (IQTPC) é uma proposta de nota única para medir a qualidade do transporte público em cada cidade do Brasil, uma espécie de IDEB para o setor: assim como o IDEB resume a qualidade da educação em cada escola numa nota única, o IQTPC resume a qualidade do transporte público em cada cidade. A nota combina duas partes: se o serviço existe e chega às pessoas (acesso) e se ele funciona bem (pontualidade, segurança, conforto, entre outros aspectos).</w:t>
+      </w:r>
+    </w:p>
+    <w:p>
+      <w:pPr>
+        <w:pStyle w:val="BodyText"/>
+      </w:pPr>
+      <w:r>
+        <w:t xml:space="preserve">A proposta nasce do art. 31 da Lei nº 15.432/2026, que determina a criação desse índice nacional. Os documentos abaixo detalham como o índice será calculado, de onde vêm os dados usados e quais as consequências para os municípios (como acesso a recursos e obrigações de envio de dados).</w:t>
+      </w:r>
+    </w:p>
+    <w:p>
+      <w:pPr>
+        <w:pStyle w:val="BodyText"/>
+      </w:pPr>
+      <w:r>
+        <w:t xml:space="preserve">Este conjunto ainda é uma proposta técnica. Antes de virar norma, passa por consulta pública e por ajustes feitos a partir de um piloto.</w:t>
+      </w:r>
+    </w:p>
+    <w:p>
+      <w:r>
+        <w:pict>
+          <v:rect style="width:0;height:1.5pt" o:hralign="center" o:hrstd="t" o:hr="t"/>
+        </w:pict>
       </w:r>
     </w:p>
     <w:bookmarkStart w:id="9" w:name="X13cfc80a9e42ed028f202f530d77ddd313b97db"/>
@@ -968,25 +999,6 @@
         </w:tc>
       </w:tr>
     </w:tbl>
-    <w:p>
-      <w:r>
-        <w:pict>
-          <v:rect style="width:0;height:1.5pt" o:hralign="center" o:hrstd="t" o:hr="t"/>
-        </w:pict>
-      </w:r>
-    </w:p>
-    <w:p>
-      <w:pPr>
-        <w:pStyle w:val="FirstParagraph"/>
-      </w:pPr>
-      <w:r>
-        <w:rPr>
-          <w:i/>
-          <w:iCs/>
-        </w:rPr>
-        <w:t xml:space="preserve">Todos os documentos estão em Markdown e podem ser convertidos para o padrão SEI.</w:t>
-      </w:r>
-    </w:p>
     <w:bookmarkEnd w:id="12"/>
     <w:bookmarkEnd w:id="13"/>
     <w:bookmarkStart w:id="78" w:name="X620d2f5428d3366f40e9ca53f4ab5433b0e79da"/>
@@ -24023,7 +24035,7 @@
         <w:pStyle w:val="Heading1"/>
       </w:pPr>
       <w:r>
-        <w:t xml:space="preserve">Anexo I, Matriz de origem dos dados por métrica</w:t>
+        <w:t xml:space="preserve">Anexo I — Matriz de origem dos dados por métrica</w:t>
       </w:r>
     </w:p>
     <w:bookmarkStart w:id="121" w:name="X9708f7ab47bb855c8ae9c3d052e7ec569b1a885"/>
@@ -29320,7 +29332,7 @@
         <w:pStyle w:val="Heading1"/>
       </w:pPr>
       <w:r>
-        <w:t xml:space="preserve">Anexo II, Proposta da PeMOB Usuário</w:t>
+        <w:t xml:space="preserve">Anexo II — Proposta da PeMOB Usuário</w:t>
       </w:r>
     </w:p>
     <w:bookmarkStart w:id="142" w:name="X7f33d967bd964f5d7b7791a7e8073713e37d086"/>
@@ -36612,7 +36624,7 @@
         <w:pStyle w:val="Heading1"/>
       </w:pPr>
       <w:r>
-        <w:t xml:space="preserve">Anexo III, Arquitetura de coleta e desidratação da PeMOB</w:t>
+        <w:t xml:space="preserve">Anexo III — Arquitetura de coleta e desidratação da PeMOB</w:t>
       </w:r>
     </w:p>
     <w:bookmarkStart w:id="192" w:name="X8ef9f17be3b7f81191ea07df0c77800787e9c73"/>
@@ -39247,7 +39259,7 @@
         <w:pStyle w:val="Heading1"/>
       </w:pPr>
       <w:r>
-        <w:t xml:space="preserve">Anexo IV, Aproveitamento de instrumentos das demais políticas do Ministério das Cidades</w:t>
+        <w:t xml:space="preserve">Anexo IV — Aproveitamento de instrumentos das demais políticas do Ministério das Cidades</w:t>
       </w:r>
     </w:p>
     <w:bookmarkStart w:id="212" w:name="X875517fadfd222866efab4bd7ce0c3a9e949d35"/>
